--- a/outputs/word_tables/Table1_demographics.docx
+++ b/outputs/word_tables/Table1_demographics.docx
@@ -23,20 +23,18 @@
         <w:tblLook w:firstColumn="1" w:firstRow="1" w:lastColumn="0" w:lastRow="0" w:noHBand="0" w:noVBand="1" w:val="04A0"/>
       </w:tblPr>
       <w:tblGrid>
-        <w:gridCol w:w="3408"/>
-        <w:gridCol w:w="3408"/>
-        <w:gridCol w:w="3408"/>
+        <w:gridCol w:w="2556"/>
+        <w:gridCol w:w="2556"/>
+        <w:gridCol w:w="2556"/>
+        <w:gridCol w:w="2556"/>
       </w:tblGrid>
       <w:tr>
         <w:tc>
           <w:tcPr>
-            <w:tcW w:type="dxa" w:w="3408"/>
+            <w:tcW w:type="dxa" w:w="2556"/>
             <w:shd w:val="clear" w:color="auto" w:fill="D9E2F3"/>
           </w:tcPr>
           <w:p>
-            <w:pPr>
-              <w:jc w:val="center"/>
-            </w:pPr>
             <w:r/>
             <w:r>
               <w:rPr>
@@ -50,7 +48,7 @@
         </w:tc>
         <w:tc>
           <w:tcPr>
-            <w:tcW w:type="dxa" w:w="3408"/>
+            <w:tcW w:type="dxa" w:w="2556"/>
             <w:shd w:val="clear" w:color="auto" w:fill="D9E2F3"/>
           </w:tcPr>
           <w:p>
@@ -70,7 +68,7 @@
         </w:tc>
         <w:tc>
           <w:tcPr>
-            <w:tcW w:type="dxa" w:w="3408"/>
+            <w:tcW w:type="dxa" w:w="2556"/>
             <w:shd w:val="clear" w:color="auto" w:fill="D9E2F3"/>
           </w:tcPr>
           <w:p>
@@ -88,11 +86,31 @@
             </w:r>
           </w:p>
         </w:tc>
+        <w:tc>
+          <w:tcPr>
+            <w:tcW w:type="dxa" w:w="2556"/>
+            <w:shd w:val="clear" w:color="auto" w:fill="D9E2F3"/>
+          </w:tcPr>
+          <w:p>
+            <w:pPr>
+              <w:jc w:val="center"/>
+            </w:pPr>
+            <w:r/>
+            <w:r>
+              <w:rPr>
+                <w:rFonts w:ascii="Calibri" w:hAnsi="Calibri"/>
+                <w:b/>
+                <w:sz w:val="20"/>
+              </w:rPr>
+              <w:t>p-value¹</w:t>
+            </w:r>
+          </w:p>
+        </w:tc>
       </w:tr>
       <w:tr>
         <w:tc>
           <w:tcPr>
-            <w:tcW w:type="dxa" w:w="3408"/>
+            <w:tcW w:type="dxa" w:w="2556"/>
           </w:tcPr>
           <w:p>
             <w:r/>
@@ -108,7 +126,7 @@
         </w:tc>
         <w:tc>
           <w:tcPr>
-            <w:tcW w:type="dxa" w:w="3408"/>
+            <w:tcW w:type="dxa" w:w="2556"/>
           </w:tcPr>
           <w:p>
             <w:pPr>
@@ -127,7 +145,7 @@
         </w:tc>
         <w:tc>
           <w:tcPr>
-            <w:tcW w:type="dxa" w:w="3408"/>
+            <w:tcW w:type="dxa" w:w="2556"/>
           </w:tcPr>
           <w:p>
             <w:pPr>
@@ -144,11 +162,30 @@
             </w:r>
           </w:p>
         </w:tc>
+        <w:tc>
+          <w:tcPr>
+            <w:tcW w:type="dxa" w:w="2556"/>
+          </w:tcPr>
+          <w:p>
+            <w:pPr>
+              <w:jc w:val="center"/>
+            </w:pPr>
+            <w:r/>
+            <w:r>
+              <w:rPr>
+                <w:rFonts w:ascii="Calibri" w:hAnsi="Calibri"/>
+                <w:b w:val="0"/>
+                <w:sz w:val="20"/>
+              </w:rPr>
+              <w:t>0.101</w:t>
+            </w:r>
+          </w:p>
+        </w:tc>
       </w:tr>
       <w:tr>
         <w:tc>
           <w:tcPr>
-            <w:tcW w:type="dxa" w:w="3408"/>
+            <w:tcW w:type="dxa" w:w="2556"/>
           </w:tcPr>
           <w:p>
             <w:r/>
@@ -164,7 +201,7 @@
         </w:tc>
         <w:tc>
           <w:tcPr>
-            <w:tcW w:type="dxa" w:w="3408"/>
+            <w:tcW w:type="dxa" w:w="2556"/>
           </w:tcPr>
           <w:p>
             <w:pPr>
@@ -183,7 +220,7 @@
         </w:tc>
         <w:tc>
           <w:tcPr>
-            <w:tcW w:type="dxa" w:w="3408"/>
+            <w:tcW w:type="dxa" w:w="2556"/>
           </w:tcPr>
           <w:p>
             <w:pPr>
@@ -200,11 +237,30 @@
             </w:r>
           </w:p>
         </w:tc>
+        <w:tc>
+          <w:tcPr>
+            <w:tcW w:type="dxa" w:w="2556"/>
+          </w:tcPr>
+          <w:p>
+            <w:pPr>
+              <w:jc w:val="center"/>
+            </w:pPr>
+            <w:r/>
+            <w:r>
+              <w:rPr>
+                <w:rFonts w:ascii="Calibri" w:hAnsi="Calibri"/>
+                <w:b w:val="0"/>
+                <w:sz w:val="20"/>
+              </w:rPr>
+              <w:t>—</w:t>
+            </w:r>
+          </w:p>
+        </w:tc>
       </w:tr>
       <w:tr>
         <w:tc>
           <w:tcPr>
-            <w:tcW w:type="dxa" w:w="3408"/>
+            <w:tcW w:type="dxa" w:w="2556"/>
           </w:tcPr>
           <w:p>
             <w:r/>
@@ -220,7 +276,7 @@
         </w:tc>
         <w:tc>
           <w:tcPr>
-            <w:tcW w:type="dxa" w:w="3408"/>
+            <w:tcW w:type="dxa" w:w="2556"/>
           </w:tcPr>
           <w:p>
             <w:pPr>
@@ -239,7 +295,7 @@
         </w:tc>
         <w:tc>
           <w:tcPr>
-            <w:tcW w:type="dxa" w:w="3408"/>
+            <w:tcW w:type="dxa" w:w="2556"/>
           </w:tcPr>
           <w:p>
             <w:pPr>
@@ -256,11 +312,30 @@
             </w:r>
           </w:p>
         </w:tc>
+        <w:tc>
+          <w:tcPr>
+            <w:tcW w:type="dxa" w:w="2556"/>
+          </w:tcPr>
+          <w:p>
+            <w:pPr>
+              <w:jc w:val="center"/>
+            </w:pPr>
+            <w:r/>
+            <w:r>
+              <w:rPr>
+                <w:rFonts w:ascii="Calibri" w:hAnsi="Calibri"/>
+                <w:b w:val="0"/>
+                <w:sz w:val="20"/>
+              </w:rPr>
+              <w:t>0.264</w:t>
+            </w:r>
+          </w:p>
+        </w:tc>
       </w:tr>
       <w:tr>
         <w:tc>
           <w:tcPr>
-            <w:tcW w:type="dxa" w:w="3408"/>
+            <w:tcW w:type="dxa" w:w="2556"/>
           </w:tcPr>
           <w:p>
             <w:r/>
@@ -276,7 +351,7 @@
         </w:tc>
         <w:tc>
           <w:tcPr>
-            <w:tcW w:type="dxa" w:w="3408"/>
+            <w:tcW w:type="dxa" w:w="2556"/>
           </w:tcPr>
           <w:p>
             <w:pPr>
@@ -295,7 +370,7 @@
         </w:tc>
         <w:tc>
           <w:tcPr>
-            <w:tcW w:type="dxa" w:w="3408"/>
+            <w:tcW w:type="dxa" w:w="2556"/>
           </w:tcPr>
           <w:p>
             <w:pPr>
@@ -312,11 +387,30 @@
             </w:r>
           </w:p>
         </w:tc>
+        <w:tc>
+          <w:tcPr>
+            <w:tcW w:type="dxa" w:w="2556"/>
+          </w:tcPr>
+          <w:p>
+            <w:pPr>
+              <w:jc w:val="center"/>
+            </w:pPr>
+            <w:r/>
+            <w:r>
+              <w:rPr>
+                <w:rFonts w:ascii="Calibri" w:hAnsi="Calibri"/>
+                <w:b w:val="0"/>
+                <w:sz w:val="20"/>
+              </w:rPr>
+              <w:t>0.119</w:t>
+            </w:r>
+          </w:p>
+        </w:tc>
       </w:tr>
       <w:tr>
         <w:tc>
           <w:tcPr>
-            <w:tcW w:type="dxa" w:w="3408"/>
+            <w:tcW w:type="dxa" w:w="2556"/>
           </w:tcPr>
           <w:p>
             <w:r/>
@@ -332,7 +426,7 @@
         </w:tc>
         <w:tc>
           <w:tcPr>
-            <w:tcW w:type="dxa" w:w="3408"/>
+            <w:tcW w:type="dxa" w:w="2556"/>
           </w:tcPr>
           <w:p>
             <w:pPr>
@@ -351,7 +445,7 @@
         </w:tc>
         <w:tc>
           <w:tcPr>
-            <w:tcW w:type="dxa" w:w="3408"/>
+            <w:tcW w:type="dxa" w:w="2556"/>
           </w:tcPr>
           <w:p>
             <w:pPr>
@@ -368,493 +462,9 @@
             </w:r>
           </w:p>
         </w:tc>
-      </w:tr>
-      <w:tr>
         <w:tc>
           <w:tcPr>
-            <w:tcW w:type="dxa" w:w="3408"/>
-          </w:tcPr>
-          <w:p>
-            <w:r/>
-            <w:r>
-              <w:rPr>
-                <w:rFonts w:ascii="Calibri" w:hAnsi="Calibri"/>
-                <w:b w:val="0"/>
-                <w:sz w:val="20"/>
-              </w:rPr>
-              <w:t xml:space="preserve">   Spinal, n (%)</w:t>
-            </w:r>
-          </w:p>
-        </w:tc>
-        <w:tc>
-          <w:tcPr>
-            <w:tcW w:type="dxa" w:w="3408"/>
-          </w:tcPr>
-          <w:p>
-            <w:pPr>
-              <w:jc w:val="center"/>
-            </w:pPr>
-            <w:r/>
-            <w:r>
-              <w:rPr>
-                <w:rFonts w:ascii="Calibri" w:hAnsi="Calibri"/>
-                <w:b w:val="0"/>
-                <w:sz w:val="20"/>
-              </w:rPr>
-              <w:t>291 (69.5%)</w:t>
-            </w:r>
-          </w:p>
-        </w:tc>
-        <w:tc>
-          <w:tcPr>
-            <w:tcW w:type="dxa" w:w="3408"/>
-          </w:tcPr>
-          <w:p>
-            <w:pPr>
-              <w:jc w:val="center"/>
-            </w:pPr>
-            <w:r/>
-            <w:r>
-              <w:rPr>
-                <w:rFonts w:ascii="Calibri" w:hAnsi="Calibri"/>
-                <w:b w:val="0"/>
-                <w:sz w:val="20"/>
-              </w:rPr>
-              <w:t>197 (72.2%)</w:t>
-            </w:r>
-          </w:p>
-        </w:tc>
-      </w:tr>
-      <w:tr>
-        <w:tc>
-          <w:tcPr>
-            <w:tcW w:type="dxa" w:w="3408"/>
-          </w:tcPr>
-          <w:p>
-            <w:r/>
-            <w:r>
-              <w:rPr>
-                <w:rFonts w:ascii="Calibri" w:hAnsi="Calibri"/>
-                <w:b w:val="0"/>
-                <w:sz w:val="20"/>
-              </w:rPr>
-              <w:t>ALSFRS-R total at assessment (mean ± SD)</w:t>
-            </w:r>
-          </w:p>
-        </w:tc>
-        <w:tc>
-          <w:tcPr>
-            <w:tcW w:type="dxa" w:w="3408"/>
-          </w:tcPr>
-          <w:p>
-            <w:pPr>
-              <w:jc w:val="center"/>
-            </w:pPr>
-            <w:r/>
-            <w:r>
-              <w:rPr>
-                <w:rFonts w:ascii="Calibri" w:hAnsi="Calibri"/>
-                <w:b w:val="0"/>
-                <w:sz w:val="20"/>
-              </w:rPr>
-              <w:t>38.7 ± 5.2 (n = 383)</w:t>
-            </w:r>
-          </w:p>
-        </w:tc>
-        <w:tc>
-          <w:tcPr>
-            <w:tcW w:type="dxa" w:w="3408"/>
-          </w:tcPr>
-          <w:p>
-            <w:pPr>
-              <w:jc w:val="center"/>
-            </w:pPr>
-            <w:r/>
-            <w:r>
-              <w:rPr>
-                <w:rFonts w:ascii="Calibri" w:hAnsi="Calibri"/>
-                <w:b w:val="0"/>
-                <w:sz w:val="20"/>
-              </w:rPr>
-              <w:t>39.0 ± 5.1 (n = 247)</w:t>
-            </w:r>
-          </w:p>
-        </w:tc>
-      </w:tr>
-      <w:tr>
-        <w:tc>
-          <w:tcPr>
-            <w:tcW w:type="dxa" w:w="3408"/>
-          </w:tcPr>
-          <w:p>
-            <w:r/>
-            <w:r>
-              <w:rPr>
-                <w:rFonts w:ascii="Calibri" w:hAnsi="Calibri"/>
-                <w:b w:val="0"/>
-                <w:sz w:val="20"/>
-              </w:rPr>
-              <w:t>MiToS stage (n with data)</w:t>
-            </w:r>
-          </w:p>
-        </w:tc>
-        <w:tc>
-          <w:tcPr>
-            <w:tcW w:type="dxa" w:w="3408"/>
-          </w:tcPr>
-          <w:p>
-            <w:pPr>
-              <w:jc w:val="center"/>
-            </w:pPr>
-            <w:r/>
-            <w:r>
-              <w:rPr>
-                <w:rFonts w:ascii="Calibri" w:hAnsi="Calibri"/>
-                <w:b w:val="0"/>
-                <w:sz w:val="20"/>
-              </w:rPr>
-              <w:t>382</w:t>
-            </w:r>
-          </w:p>
-        </w:tc>
-        <w:tc>
-          <w:tcPr>
-            <w:tcW w:type="dxa" w:w="3408"/>
-          </w:tcPr>
-          <w:p>
-            <w:pPr>
-              <w:jc w:val="center"/>
-            </w:pPr>
-            <w:r/>
-            <w:r>
-              <w:rPr>
-                <w:rFonts w:ascii="Calibri" w:hAnsi="Calibri"/>
-                <w:b w:val="0"/>
-                <w:sz w:val="20"/>
-              </w:rPr>
-              <w:t>246</w:t>
-            </w:r>
-          </w:p>
-        </w:tc>
-      </w:tr>
-      <w:tr>
-        <w:tc>
-          <w:tcPr>
-            <w:tcW w:type="dxa" w:w="3408"/>
-          </w:tcPr>
-          <w:p>
-            <w:r/>
-            <w:r>
-              <w:rPr>
-                <w:rFonts w:ascii="Calibri" w:hAnsi="Calibri"/>
-                <w:b w:val="0"/>
-                <w:sz w:val="20"/>
-              </w:rPr>
-              <w:t>MiToS stage 0 / 1 / 2, n</w:t>
-            </w:r>
-          </w:p>
-        </w:tc>
-        <w:tc>
-          <w:tcPr>
-            <w:tcW w:type="dxa" w:w="3408"/>
-          </w:tcPr>
-          <w:p>
-            <w:pPr>
-              <w:jc w:val="center"/>
-            </w:pPr>
-            <w:r/>
-            <w:r>
-              <w:rPr>
-                <w:rFonts w:ascii="Calibri" w:hAnsi="Calibri"/>
-                <w:b w:val="0"/>
-                <w:sz w:val="20"/>
-              </w:rPr>
-              <w:t>322 / 57 / 3</w:t>
-            </w:r>
-          </w:p>
-        </w:tc>
-        <w:tc>
-          <w:tcPr>
-            <w:tcW w:type="dxa" w:w="3408"/>
-          </w:tcPr>
-          <w:p>
-            <w:pPr>
-              <w:jc w:val="center"/>
-            </w:pPr>
-            <w:r/>
-            <w:r>
-              <w:rPr>
-                <w:rFonts w:ascii="Calibri" w:hAnsi="Calibri"/>
-                <w:b w:val="0"/>
-                <w:sz w:val="20"/>
-              </w:rPr>
-              <w:t>207 / 37 / 2</w:t>
-            </w:r>
-          </w:p>
-        </w:tc>
-      </w:tr>
-      <w:tr>
-        <w:tc>
-          <w:tcPr>
-            <w:tcW w:type="dxa" w:w="3408"/>
-          </w:tcPr>
-          <w:p>
-            <w:r/>
-            <w:r>
-              <w:rPr>
-                <w:rFonts w:ascii="Calibri" w:hAnsi="Calibri"/>
-                <w:b w:val="0"/>
-                <w:sz w:val="20"/>
-              </w:rPr>
-              <w:t>King's stage (n with data)</w:t>
-            </w:r>
-          </w:p>
-        </w:tc>
-        <w:tc>
-          <w:tcPr>
-            <w:tcW w:type="dxa" w:w="3408"/>
-          </w:tcPr>
-          <w:p>
-            <w:pPr>
-              <w:jc w:val="center"/>
-            </w:pPr>
-            <w:r/>
-            <w:r>
-              <w:rPr>
-                <w:rFonts w:ascii="Calibri" w:hAnsi="Calibri"/>
-                <w:b w:val="0"/>
-                <w:sz w:val="20"/>
-              </w:rPr>
-              <w:t>382</w:t>
-            </w:r>
-          </w:p>
-        </w:tc>
-        <w:tc>
-          <w:tcPr>
-            <w:tcW w:type="dxa" w:w="3408"/>
-          </w:tcPr>
-          <w:p>
-            <w:pPr>
-              <w:jc w:val="center"/>
-            </w:pPr>
-            <w:r/>
-            <w:r>
-              <w:rPr>
-                <w:rFonts w:ascii="Calibri" w:hAnsi="Calibri"/>
-                <w:b w:val="0"/>
-                <w:sz w:val="20"/>
-              </w:rPr>
-              <w:t>246</w:t>
-            </w:r>
-          </w:p>
-        </w:tc>
-      </w:tr>
-      <w:tr>
-        <w:tc>
-          <w:tcPr>
-            <w:tcW w:type="dxa" w:w="3408"/>
-          </w:tcPr>
-          <w:p>
-            <w:r/>
-            <w:r>
-              <w:rPr>
-                <w:rFonts w:ascii="Calibri" w:hAnsi="Calibri"/>
-                <w:b w:val="0"/>
-                <w:sz w:val="20"/>
-              </w:rPr>
-              <w:t>King's stage 1 / 2 / 3 / 4, n</w:t>
-            </w:r>
-          </w:p>
-        </w:tc>
-        <w:tc>
-          <w:tcPr>
-            <w:tcW w:type="dxa" w:w="3408"/>
-          </w:tcPr>
-          <w:p>
-            <w:pPr>
-              <w:jc w:val="center"/>
-            </w:pPr>
-            <w:r/>
-            <w:r>
-              <w:rPr>
-                <w:rFonts w:ascii="Calibri" w:hAnsi="Calibri"/>
-                <w:b w:val="0"/>
-                <w:sz w:val="20"/>
-              </w:rPr>
-              <w:t>136 / 122 / 112 / 12</w:t>
-            </w:r>
-          </w:p>
-        </w:tc>
-        <w:tc>
-          <w:tcPr>
-            <w:tcW w:type="dxa" w:w="3408"/>
-          </w:tcPr>
-          <w:p>
-            <w:pPr>
-              <w:jc w:val="center"/>
-            </w:pPr>
-            <w:r/>
-            <w:r>
-              <w:rPr>
-                <w:rFonts w:ascii="Calibri" w:hAnsi="Calibri"/>
-                <w:b w:val="0"/>
-                <w:sz w:val="20"/>
-              </w:rPr>
-              <w:t>94 / 71 / 72 / 9</w:t>
-            </w:r>
-          </w:p>
-        </w:tc>
-      </w:tr>
-      <w:tr>
-        <w:tc>
-          <w:tcPr>
-            <w:tcW w:type="dxa" w:w="3408"/>
-          </w:tcPr>
-          <w:p>
-            <w:r/>
-            <w:r>
-              <w:rPr>
-                <w:rFonts w:ascii="Calibri" w:hAnsi="Calibri"/>
-                <w:b w:val="0"/>
-                <w:sz w:val="20"/>
-              </w:rPr>
-              <w:t>C9orf72 expansion (positive / tested)</w:t>
-            </w:r>
-          </w:p>
-        </w:tc>
-        <w:tc>
-          <w:tcPr>
-            <w:tcW w:type="dxa" w:w="3408"/>
-          </w:tcPr>
-          <w:p>
-            <w:pPr>
-              <w:jc w:val="center"/>
-            </w:pPr>
-            <w:r/>
-            <w:r>
-              <w:rPr>
-                <w:rFonts w:ascii="Calibri" w:hAnsi="Calibri"/>
-                <w:b w:val="0"/>
-                <w:sz w:val="20"/>
-              </w:rPr>
-              <w:t>18 / 393 (4.6%)</w:t>
-            </w:r>
-          </w:p>
-        </w:tc>
-        <w:tc>
-          <w:tcPr>
-            <w:tcW w:type="dxa" w:w="3408"/>
-          </w:tcPr>
-          <w:p>
-            <w:pPr>
-              <w:jc w:val="center"/>
-            </w:pPr>
-            <w:r/>
-            <w:r>
-              <w:rPr>
-                <w:rFonts w:ascii="Calibri" w:hAnsi="Calibri"/>
-                <w:b w:val="0"/>
-                <w:sz w:val="20"/>
-              </w:rPr>
-              <w:t>13 / 251 (5.2%)</w:t>
-            </w:r>
-          </w:p>
-        </w:tc>
-      </w:tr>
-      <w:tr>
-        <w:tc>
-          <w:tcPr>
-            <w:tcW w:type="dxa" w:w="3408"/>
-          </w:tcPr>
-          <w:p>
-            <w:r/>
-            <w:r>
-              <w:rPr>
-                <w:rFonts w:ascii="Calibri" w:hAnsi="Calibri"/>
-                <w:b w:val="0"/>
-                <w:sz w:val="20"/>
-              </w:rPr>
-              <w:t>Strong 2017 classification (n with data)</w:t>
-            </w:r>
-          </w:p>
-        </w:tc>
-        <w:tc>
-          <w:tcPr>
-            <w:tcW w:type="dxa" w:w="3408"/>
-          </w:tcPr>
-          <w:p>
-            <w:pPr>
-              <w:jc w:val="center"/>
-            </w:pPr>
-            <w:r/>
-            <w:r>
-              <w:rPr>
-                <w:rFonts w:ascii="Calibri" w:hAnsi="Calibri"/>
-                <w:b w:val="0"/>
-                <w:sz w:val="20"/>
-              </w:rPr>
-              <w:t>504</w:t>
-            </w:r>
-          </w:p>
-        </w:tc>
-        <w:tc>
-          <w:tcPr>
-            <w:tcW w:type="dxa" w:w="3408"/>
-          </w:tcPr>
-          <w:p>
-            <w:pPr>
-              <w:jc w:val="center"/>
-            </w:pPr>
-            <w:r/>
-            <w:r>
-              <w:rPr>
-                <w:rFonts w:ascii="Calibri" w:hAnsi="Calibri"/>
-                <w:b w:val="0"/>
-                <w:sz w:val="20"/>
-              </w:rPr>
-              <w:t>345</w:t>
-            </w:r>
-          </w:p>
-        </w:tc>
-      </w:tr>
-      <w:tr>
-        <w:tc>
-          <w:tcPr>
-            <w:tcW w:type="dxa" w:w="3408"/>
-          </w:tcPr>
-          <w:p>
-            <w:r/>
-            <w:r>
-              <w:rPr>
-                <w:rFonts w:ascii="Calibri" w:hAnsi="Calibri"/>
-                <w:b w:val="0"/>
-                <w:sz w:val="20"/>
-              </w:rPr>
-              <w:t>Strong 2017 classification, n</w:t>
-            </w:r>
-          </w:p>
-        </w:tc>
-        <w:tc>
-          <w:tcPr>
-            <w:tcW w:type="dxa" w:w="3408"/>
-          </w:tcPr>
-          <w:p>
-            <w:pPr>
-              <w:jc w:val="center"/>
-            </w:pPr>
-            <w:r/>
-            <w:r>
-              <w:rPr>
-                <w:rFonts w:ascii="Calibri" w:hAnsi="Calibri"/>
-                <w:b w:val="0"/>
-                <w:sz w:val="20"/>
-              </w:rPr>
-            </w:r>
-          </w:p>
-        </w:tc>
-        <w:tc>
-          <w:tcPr>
-            <w:tcW w:type="dxa" w:w="3408"/>
+            <w:tcW w:type="dxa" w:w="2556"/>
           </w:tcPr>
           <w:p>
             <w:pPr>
@@ -874,7 +484,676 @@
       <w:tr>
         <w:tc>
           <w:tcPr>
-            <w:tcW w:type="dxa" w:w="3408"/>
+            <w:tcW w:type="dxa" w:w="2556"/>
+          </w:tcPr>
+          <w:p>
+            <w:r/>
+            <w:r>
+              <w:rPr>
+                <w:rFonts w:ascii="Calibri" w:hAnsi="Calibri"/>
+                <w:b w:val="0"/>
+                <w:sz w:val="20"/>
+              </w:rPr>
+              <w:t xml:space="preserve">   Spinal, n (%)</w:t>
+            </w:r>
+          </w:p>
+        </w:tc>
+        <w:tc>
+          <w:tcPr>
+            <w:tcW w:type="dxa" w:w="2556"/>
+          </w:tcPr>
+          <w:p>
+            <w:pPr>
+              <w:jc w:val="center"/>
+            </w:pPr>
+            <w:r/>
+            <w:r>
+              <w:rPr>
+                <w:rFonts w:ascii="Calibri" w:hAnsi="Calibri"/>
+                <w:b w:val="0"/>
+                <w:sz w:val="20"/>
+              </w:rPr>
+              <w:t>291 (69.5%)</w:t>
+            </w:r>
+          </w:p>
+        </w:tc>
+        <w:tc>
+          <w:tcPr>
+            <w:tcW w:type="dxa" w:w="2556"/>
+          </w:tcPr>
+          <w:p>
+            <w:pPr>
+              <w:jc w:val="center"/>
+            </w:pPr>
+            <w:r/>
+            <w:r>
+              <w:rPr>
+                <w:rFonts w:ascii="Calibri" w:hAnsi="Calibri"/>
+                <w:b w:val="0"/>
+                <w:sz w:val="20"/>
+              </w:rPr>
+              <w:t>197 (72.2%)</w:t>
+            </w:r>
+          </w:p>
+        </w:tc>
+        <w:tc>
+          <w:tcPr>
+            <w:tcW w:type="dxa" w:w="2556"/>
+          </w:tcPr>
+          <w:p>
+            <w:pPr>
+              <w:jc w:val="center"/>
+            </w:pPr>
+            <w:r/>
+            <w:r>
+              <w:rPr>
+                <w:rFonts w:ascii="Calibri" w:hAnsi="Calibri"/>
+                <w:b w:val="0"/>
+                <w:sz w:val="20"/>
+              </w:rPr>
+            </w:r>
+          </w:p>
+        </w:tc>
+      </w:tr>
+      <w:tr>
+        <w:tc>
+          <w:tcPr>
+            <w:tcW w:type="dxa" w:w="2556"/>
+          </w:tcPr>
+          <w:p>
+            <w:r/>
+            <w:r>
+              <w:rPr>
+                <w:rFonts w:ascii="Calibri" w:hAnsi="Calibri"/>
+                <w:b w:val="0"/>
+                <w:sz w:val="20"/>
+              </w:rPr>
+              <w:t>ALSFRS-R total at assessment (mean ± SD)</w:t>
+            </w:r>
+          </w:p>
+        </w:tc>
+        <w:tc>
+          <w:tcPr>
+            <w:tcW w:type="dxa" w:w="2556"/>
+          </w:tcPr>
+          <w:p>
+            <w:pPr>
+              <w:jc w:val="center"/>
+            </w:pPr>
+            <w:r/>
+            <w:r>
+              <w:rPr>
+                <w:rFonts w:ascii="Calibri" w:hAnsi="Calibri"/>
+                <w:b w:val="0"/>
+                <w:sz w:val="20"/>
+              </w:rPr>
+              <w:t>38.7 ± 5.2 (n = 383)</w:t>
+            </w:r>
+          </w:p>
+        </w:tc>
+        <w:tc>
+          <w:tcPr>
+            <w:tcW w:type="dxa" w:w="2556"/>
+          </w:tcPr>
+          <w:p>
+            <w:pPr>
+              <w:jc w:val="center"/>
+            </w:pPr>
+            <w:r/>
+            <w:r>
+              <w:rPr>
+                <w:rFonts w:ascii="Calibri" w:hAnsi="Calibri"/>
+                <w:b w:val="0"/>
+                <w:sz w:val="20"/>
+              </w:rPr>
+              <w:t>39.0 ± 5.1 (n = 247)</w:t>
+            </w:r>
+          </w:p>
+        </w:tc>
+        <w:tc>
+          <w:tcPr>
+            <w:tcW w:type="dxa" w:w="2556"/>
+          </w:tcPr>
+          <w:p>
+            <w:pPr>
+              <w:jc w:val="center"/>
+            </w:pPr>
+            <w:r/>
+            <w:r>
+              <w:rPr>
+                <w:rFonts w:ascii="Calibri" w:hAnsi="Calibri"/>
+                <w:b w:val="0"/>
+                <w:sz w:val="20"/>
+              </w:rPr>
+              <w:t>0.171</w:t>
+            </w:r>
+          </w:p>
+        </w:tc>
+      </w:tr>
+      <w:tr>
+        <w:tc>
+          <w:tcPr>
+            <w:tcW w:type="dxa" w:w="2556"/>
+          </w:tcPr>
+          <w:p>
+            <w:r/>
+            <w:r>
+              <w:rPr>
+                <w:rFonts w:ascii="Calibri" w:hAnsi="Calibri"/>
+                <w:b w:val="0"/>
+                <w:sz w:val="20"/>
+              </w:rPr>
+              <w:t>MiToS stage (n with data)</w:t>
+            </w:r>
+          </w:p>
+        </w:tc>
+        <w:tc>
+          <w:tcPr>
+            <w:tcW w:type="dxa" w:w="2556"/>
+          </w:tcPr>
+          <w:p>
+            <w:pPr>
+              <w:jc w:val="center"/>
+            </w:pPr>
+            <w:r/>
+            <w:r>
+              <w:rPr>
+                <w:rFonts w:ascii="Calibri" w:hAnsi="Calibri"/>
+                <w:b w:val="0"/>
+                <w:sz w:val="20"/>
+              </w:rPr>
+              <w:t>382</w:t>
+            </w:r>
+          </w:p>
+        </w:tc>
+        <w:tc>
+          <w:tcPr>
+            <w:tcW w:type="dxa" w:w="2556"/>
+          </w:tcPr>
+          <w:p>
+            <w:pPr>
+              <w:jc w:val="center"/>
+            </w:pPr>
+            <w:r/>
+            <w:r>
+              <w:rPr>
+                <w:rFonts w:ascii="Calibri" w:hAnsi="Calibri"/>
+                <w:b w:val="0"/>
+                <w:sz w:val="20"/>
+              </w:rPr>
+              <w:t>246</w:t>
+            </w:r>
+          </w:p>
+        </w:tc>
+        <w:tc>
+          <w:tcPr>
+            <w:tcW w:type="dxa" w:w="2556"/>
+          </w:tcPr>
+          <w:p>
+            <w:pPr>
+              <w:jc w:val="center"/>
+            </w:pPr>
+            <w:r/>
+            <w:r>
+              <w:rPr>
+                <w:rFonts w:ascii="Calibri" w:hAnsi="Calibri"/>
+                <w:b w:val="0"/>
+                <w:sz w:val="20"/>
+              </w:rPr>
+              <w:t>0.001</w:t>
+            </w:r>
+          </w:p>
+        </w:tc>
+      </w:tr>
+      <w:tr>
+        <w:tc>
+          <w:tcPr>
+            <w:tcW w:type="dxa" w:w="2556"/>
+          </w:tcPr>
+          <w:p>
+            <w:r/>
+            <w:r>
+              <w:rPr>
+                <w:rFonts w:ascii="Calibri" w:hAnsi="Calibri"/>
+                <w:b w:val="0"/>
+                <w:sz w:val="20"/>
+              </w:rPr>
+              <w:t>MiToS stage 0 / 1 / 2, n</w:t>
+            </w:r>
+          </w:p>
+        </w:tc>
+        <w:tc>
+          <w:tcPr>
+            <w:tcW w:type="dxa" w:w="2556"/>
+          </w:tcPr>
+          <w:p>
+            <w:pPr>
+              <w:jc w:val="center"/>
+            </w:pPr>
+            <w:r/>
+            <w:r>
+              <w:rPr>
+                <w:rFonts w:ascii="Calibri" w:hAnsi="Calibri"/>
+                <w:b w:val="0"/>
+                <w:sz w:val="20"/>
+              </w:rPr>
+              <w:t>322 / 57 / 3</w:t>
+            </w:r>
+          </w:p>
+        </w:tc>
+        <w:tc>
+          <w:tcPr>
+            <w:tcW w:type="dxa" w:w="2556"/>
+          </w:tcPr>
+          <w:p>
+            <w:pPr>
+              <w:jc w:val="center"/>
+            </w:pPr>
+            <w:r/>
+            <w:r>
+              <w:rPr>
+                <w:rFonts w:ascii="Calibri" w:hAnsi="Calibri"/>
+                <w:b w:val="0"/>
+                <w:sz w:val="20"/>
+              </w:rPr>
+              <w:t>207 / 37 / 2</w:t>
+            </w:r>
+          </w:p>
+        </w:tc>
+        <w:tc>
+          <w:tcPr>
+            <w:tcW w:type="dxa" w:w="2556"/>
+          </w:tcPr>
+          <w:p>
+            <w:pPr>
+              <w:jc w:val="center"/>
+            </w:pPr>
+            <w:r/>
+            <w:r>
+              <w:rPr>
+                <w:rFonts w:ascii="Calibri" w:hAnsi="Calibri"/>
+                <w:b w:val="0"/>
+                <w:sz w:val="20"/>
+              </w:rPr>
+            </w:r>
+          </w:p>
+        </w:tc>
+      </w:tr>
+      <w:tr>
+        <w:tc>
+          <w:tcPr>
+            <w:tcW w:type="dxa" w:w="2556"/>
+          </w:tcPr>
+          <w:p>
+            <w:r/>
+            <w:r>
+              <w:rPr>
+                <w:rFonts w:ascii="Calibri" w:hAnsi="Calibri"/>
+                <w:b w:val="0"/>
+                <w:sz w:val="20"/>
+              </w:rPr>
+              <w:t>King’s stage (n with data)</w:t>
+            </w:r>
+          </w:p>
+        </w:tc>
+        <w:tc>
+          <w:tcPr>
+            <w:tcW w:type="dxa" w:w="2556"/>
+          </w:tcPr>
+          <w:p>
+            <w:pPr>
+              <w:jc w:val="center"/>
+            </w:pPr>
+            <w:r/>
+            <w:r>
+              <w:rPr>
+                <w:rFonts w:ascii="Calibri" w:hAnsi="Calibri"/>
+                <w:b w:val="0"/>
+                <w:sz w:val="20"/>
+              </w:rPr>
+              <w:t>382</w:t>
+            </w:r>
+          </w:p>
+        </w:tc>
+        <w:tc>
+          <w:tcPr>
+            <w:tcW w:type="dxa" w:w="2556"/>
+          </w:tcPr>
+          <w:p>
+            <w:pPr>
+              <w:jc w:val="center"/>
+            </w:pPr>
+            <w:r/>
+            <w:r>
+              <w:rPr>
+                <w:rFonts w:ascii="Calibri" w:hAnsi="Calibri"/>
+                <w:b w:val="0"/>
+                <w:sz w:val="20"/>
+              </w:rPr>
+              <w:t>246</w:t>
+            </w:r>
+          </w:p>
+        </w:tc>
+        <w:tc>
+          <w:tcPr>
+            <w:tcW w:type="dxa" w:w="2556"/>
+          </w:tcPr>
+          <w:p>
+            <w:pPr>
+              <w:jc w:val="center"/>
+            </w:pPr>
+            <w:r/>
+            <w:r>
+              <w:rPr>
+                <w:rFonts w:ascii="Calibri" w:hAnsi="Calibri"/>
+                <w:b w:val="0"/>
+                <w:sz w:val="20"/>
+              </w:rPr>
+              <w:t>0.266</w:t>
+            </w:r>
+          </w:p>
+        </w:tc>
+      </w:tr>
+      <w:tr>
+        <w:tc>
+          <w:tcPr>
+            <w:tcW w:type="dxa" w:w="2556"/>
+          </w:tcPr>
+          <w:p>
+            <w:r/>
+            <w:r>
+              <w:rPr>
+                <w:rFonts w:ascii="Calibri" w:hAnsi="Calibri"/>
+                <w:b w:val="0"/>
+                <w:sz w:val="20"/>
+              </w:rPr>
+              <w:t>King’s stage 1 / 2 / 3 / 4, n</w:t>
+            </w:r>
+          </w:p>
+        </w:tc>
+        <w:tc>
+          <w:tcPr>
+            <w:tcW w:type="dxa" w:w="2556"/>
+          </w:tcPr>
+          <w:p>
+            <w:pPr>
+              <w:jc w:val="center"/>
+            </w:pPr>
+            <w:r/>
+            <w:r>
+              <w:rPr>
+                <w:rFonts w:ascii="Calibri" w:hAnsi="Calibri"/>
+                <w:b w:val="0"/>
+                <w:sz w:val="20"/>
+              </w:rPr>
+              <w:t>136 / 122 / 112 / 12</w:t>
+            </w:r>
+          </w:p>
+        </w:tc>
+        <w:tc>
+          <w:tcPr>
+            <w:tcW w:type="dxa" w:w="2556"/>
+          </w:tcPr>
+          <w:p>
+            <w:pPr>
+              <w:jc w:val="center"/>
+            </w:pPr>
+            <w:r/>
+            <w:r>
+              <w:rPr>
+                <w:rFonts w:ascii="Calibri" w:hAnsi="Calibri"/>
+                <w:b w:val="0"/>
+                <w:sz w:val="20"/>
+              </w:rPr>
+              <w:t>94 / 71 / 72 / 9</w:t>
+            </w:r>
+          </w:p>
+        </w:tc>
+        <w:tc>
+          <w:tcPr>
+            <w:tcW w:type="dxa" w:w="2556"/>
+          </w:tcPr>
+          <w:p>
+            <w:pPr>
+              <w:jc w:val="center"/>
+            </w:pPr>
+            <w:r/>
+            <w:r>
+              <w:rPr>
+                <w:rFonts w:ascii="Calibri" w:hAnsi="Calibri"/>
+                <w:b w:val="0"/>
+                <w:sz w:val="20"/>
+              </w:rPr>
+            </w:r>
+          </w:p>
+        </w:tc>
+      </w:tr>
+      <w:tr>
+        <w:tc>
+          <w:tcPr>
+            <w:tcW w:type="dxa" w:w="2556"/>
+          </w:tcPr>
+          <w:p>
+            <w:r/>
+            <w:r>
+              <w:rPr>
+                <w:rFonts w:ascii="Calibri" w:hAnsi="Calibri"/>
+                <w:b w:val="0"/>
+                <w:sz w:val="20"/>
+              </w:rPr>
+              <w:t>C9orf72 expansion (positive / tested)</w:t>
+            </w:r>
+          </w:p>
+        </w:tc>
+        <w:tc>
+          <w:tcPr>
+            <w:tcW w:type="dxa" w:w="2556"/>
+          </w:tcPr>
+          <w:p>
+            <w:pPr>
+              <w:jc w:val="center"/>
+            </w:pPr>
+            <w:r/>
+            <w:r>
+              <w:rPr>
+                <w:rFonts w:ascii="Calibri" w:hAnsi="Calibri"/>
+                <w:b w:val="0"/>
+                <w:sz w:val="20"/>
+              </w:rPr>
+              <w:t>18 / 393 (4.6%)</w:t>
+            </w:r>
+          </w:p>
+        </w:tc>
+        <w:tc>
+          <w:tcPr>
+            <w:tcW w:type="dxa" w:w="2556"/>
+          </w:tcPr>
+          <w:p>
+            <w:pPr>
+              <w:jc w:val="center"/>
+            </w:pPr>
+            <w:r/>
+            <w:r>
+              <w:rPr>
+                <w:rFonts w:ascii="Calibri" w:hAnsi="Calibri"/>
+                <w:b w:val="0"/>
+                <w:sz w:val="20"/>
+              </w:rPr>
+              <w:t>13 / 251 (5.2%)</w:t>
+            </w:r>
+          </w:p>
+        </w:tc>
+        <w:tc>
+          <w:tcPr>
+            <w:tcW w:type="dxa" w:w="2556"/>
+          </w:tcPr>
+          <w:p>
+            <w:pPr>
+              <w:jc w:val="center"/>
+            </w:pPr>
+            <w:r/>
+            <w:r>
+              <w:rPr>
+                <w:rFonts w:ascii="Calibri" w:hAnsi="Calibri"/>
+                <w:b w:val="0"/>
+                <w:sz w:val="20"/>
+              </w:rPr>
+              <w:t>—</w:t>
+            </w:r>
+          </w:p>
+        </w:tc>
+      </w:tr>
+      <w:tr>
+        <w:tc>
+          <w:tcPr>
+            <w:tcW w:type="dxa" w:w="2556"/>
+          </w:tcPr>
+          <w:p>
+            <w:r/>
+            <w:r>
+              <w:rPr>
+                <w:rFonts w:ascii="Calibri" w:hAnsi="Calibri"/>
+                <w:b w:val="0"/>
+                <w:sz w:val="20"/>
+              </w:rPr>
+              <w:t>Strong 2017 classification (n with data)</w:t>
+            </w:r>
+          </w:p>
+        </w:tc>
+        <w:tc>
+          <w:tcPr>
+            <w:tcW w:type="dxa" w:w="2556"/>
+          </w:tcPr>
+          <w:p>
+            <w:pPr>
+              <w:jc w:val="center"/>
+            </w:pPr>
+            <w:r/>
+            <w:r>
+              <w:rPr>
+                <w:rFonts w:ascii="Calibri" w:hAnsi="Calibri"/>
+                <w:b w:val="0"/>
+                <w:sz w:val="20"/>
+              </w:rPr>
+              <w:t>504</w:t>
+            </w:r>
+          </w:p>
+        </w:tc>
+        <w:tc>
+          <w:tcPr>
+            <w:tcW w:type="dxa" w:w="2556"/>
+          </w:tcPr>
+          <w:p>
+            <w:pPr>
+              <w:jc w:val="center"/>
+            </w:pPr>
+            <w:r/>
+            <w:r>
+              <w:rPr>
+                <w:rFonts w:ascii="Calibri" w:hAnsi="Calibri"/>
+                <w:b w:val="0"/>
+                <w:sz w:val="20"/>
+              </w:rPr>
+              <w:t>345</w:t>
+            </w:r>
+          </w:p>
+        </w:tc>
+        <w:tc>
+          <w:tcPr>
+            <w:tcW w:type="dxa" w:w="2556"/>
+          </w:tcPr>
+          <w:p>
+            <w:pPr>
+              <w:jc w:val="center"/>
+            </w:pPr>
+            <w:r/>
+            <w:r>
+              <w:rPr>
+                <w:rFonts w:ascii="Calibri" w:hAnsi="Calibri"/>
+                <w:b w:val="0"/>
+                <w:sz w:val="20"/>
+              </w:rPr>
+              <w:t>0.445</w:t>
+            </w:r>
+          </w:p>
+        </w:tc>
+      </w:tr>
+      <w:tr>
+        <w:tc>
+          <w:tcPr>
+            <w:tcW w:type="dxa" w:w="2556"/>
+          </w:tcPr>
+          <w:p>
+            <w:r/>
+            <w:r>
+              <w:rPr>
+                <w:rFonts w:ascii="Calibri" w:hAnsi="Calibri"/>
+                <w:b w:val="0"/>
+                <w:sz w:val="20"/>
+              </w:rPr>
+              <w:t>Strong 2017 classification, n</w:t>
+            </w:r>
+          </w:p>
+        </w:tc>
+        <w:tc>
+          <w:tcPr>
+            <w:tcW w:type="dxa" w:w="2556"/>
+          </w:tcPr>
+          <w:p>
+            <w:pPr>
+              <w:jc w:val="center"/>
+            </w:pPr>
+            <w:r/>
+            <w:r>
+              <w:rPr>
+                <w:rFonts w:ascii="Calibri" w:hAnsi="Calibri"/>
+                <w:b w:val="0"/>
+                <w:sz w:val="20"/>
+              </w:rPr>
+            </w:r>
+          </w:p>
+        </w:tc>
+        <w:tc>
+          <w:tcPr>
+            <w:tcW w:type="dxa" w:w="2556"/>
+          </w:tcPr>
+          <w:p>
+            <w:pPr>
+              <w:jc w:val="center"/>
+            </w:pPr>
+            <w:r/>
+            <w:r>
+              <w:rPr>
+                <w:rFonts w:ascii="Calibri" w:hAnsi="Calibri"/>
+                <w:b w:val="0"/>
+                <w:sz w:val="20"/>
+              </w:rPr>
+            </w:r>
+          </w:p>
+        </w:tc>
+        <w:tc>
+          <w:tcPr>
+            <w:tcW w:type="dxa" w:w="2556"/>
+          </w:tcPr>
+          <w:p>
+            <w:pPr>
+              <w:jc w:val="center"/>
+            </w:pPr>
+            <w:r/>
+            <w:r>
+              <w:rPr>
+                <w:rFonts w:ascii="Calibri" w:hAnsi="Calibri"/>
+                <w:b w:val="0"/>
+                <w:sz w:val="20"/>
+              </w:rPr>
+            </w:r>
+          </w:p>
+        </w:tc>
+      </w:tr>
+      <w:tr>
+        <w:tc>
+          <w:tcPr>
+            <w:tcW w:type="dxa" w:w="2556"/>
           </w:tcPr>
           <w:p>
             <w:r/>
@@ -890,7 +1169,7 @@
         </w:tc>
         <w:tc>
           <w:tcPr>
-            <w:tcW w:type="dxa" w:w="3408"/>
+            <w:tcW w:type="dxa" w:w="2556"/>
           </w:tcPr>
           <w:p>
             <w:pPr>
@@ -909,7 +1188,7 @@
         </w:tc>
         <w:tc>
           <w:tcPr>
-            <w:tcW w:type="dxa" w:w="3408"/>
+            <w:tcW w:type="dxa" w:w="2556"/>
           </w:tcPr>
           <w:p>
             <w:pPr>
@@ -926,11 +1205,29 @@
             </w:r>
           </w:p>
         </w:tc>
+        <w:tc>
+          <w:tcPr>
+            <w:tcW w:type="dxa" w:w="2556"/>
+          </w:tcPr>
+          <w:p>
+            <w:pPr>
+              <w:jc w:val="center"/>
+            </w:pPr>
+            <w:r/>
+            <w:r>
+              <w:rPr>
+                <w:rFonts w:ascii="Calibri" w:hAnsi="Calibri"/>
+                <w:b w:val="0"/>
+                <w:sz w:val="20"/>
+              </w:rPr>
+            </w:r>
+          </w:p>
+        </w:tc>
       </w:tr>
       <w:tr>
         <w:tc>
           <w:tcPr>
-            <w:tcW w:type="dxa" w:w="3408"/>
+            <w:tcW w:type="dxa" w:w="2556"/>
           </w:tcPr>
           <w:p>
             <w:r/>
@@ -946,7 +1243,7 @@
         </w:tc>
         <w:tc>
           <w:tcPr>
-            <w:tcW w:type="dxa" w:w="3408"/>
+            <w:tcW w:type="dxa" w:w="2556"/>
           </w:tcPr>
           <w:p>
             <w:pPr>
@@ -965,7 +1262,7 @@
         </w:tc>
         <w:tc>
           <w:tcPr>
-            <w:tcW w:type="dxa" w:w="3408"/>
+            <w:tcW w:type="dxa" w:w="2556"/>
           </w:tcPr>
           <w:p>
             <w:pPr>
@@ -982,11 +1279,29 @@
             </w:r>
           </w:p>
         </w:tc>
+        <w:tc>
+          <w:tcPr>
+            <w:tcW w:type="dxa" w:w="2556"/>
+          </w:tcPr>
+          <w:p>
+            <w:pPr>
+              <w:jc w:val="center"/>
+            </w:pPr>
+            <w:r/>
+            <w:r>
+              <w:rPr>
+                <w:rFonts w:ascii="Calibri" w:hAnsi="Calibri"/>
+                <w:b w:val="0"/>
+                <w:sz w:val="20"/>
+              </w:rPr>
+            </w:r>
+          </w:p>
+        </w:tc>
       </w:tr>
       <w:tr>
         <w:tc>
           <w:tcPr>
-            <w:tcW w:type="dxa" w:w="3408"/>
+            <w:tcW w:type="dxa" w:w="2556"/>
           </w:tcPr>
           <w:p>
             <w:r/>
@@ -1002,7 +1317,7 @@
         </w:tc>
         <w:tc>
           <w:tcPr>
-            <w:tcW w:type="dxa" w:w="3408"/>
+            <w:tcW w:type="dxa" w:w="2556"/>
           </w:tcPr>
           <w:p>
             <w:pPr>
@@ -1021,7 +1336,7 @@
         </w:tc>
         <w:tc>
           <w:tcPr>
-            <w:tcW w:type="dxa" w:w="3408"/>
+            <w:tcW w:type="dxa" w:w="2556"/>
           </w:tcPr>
           <w:p>
             <w:pPr>
@@ -1038,11 +1353,29 @@
             </w:r>
           </w:p>
         </w:tc>
+        <w:tc>
+          <w:tcPr>
+            <w:tcW w:type="dxa" w:w="2556"/>
+          </w:tcPr>
+          <w:p>
+            <w:pPr>
+              <w:jc w:val="center"/>
+            </w:pPr>
+            <w:r/>
+            <w:r>
+              <w:rPr>
+                <w:rFonts w:ascii="Calibri" w:hAnsi="Calibri"/>
+                <w:b w:val="0"/>
+                <w:sz w:val="20"/>
+              </w:rPr>
+            </w:r>
+          </w:p>
+        </w:tc>
       </w:tr>
       <w:tr>
         <w:tc>
           <w:tcPr>
-            <w:tcW w:type="dxa" w:w="3408"/>
+            <w:tcW w:type="dxa" w:w="2556"/>
           </w:tcPr>
           <w:p>
             <w:r/>
@@ -1058,7 +1391,7 @@
         </w:tc>
         <w:tc>
           <w:tcPr>
-            <w:tcW w:type="dxa" w:w="3408"/>
+            <w:tcW w:type="dxa" w:w="2556"/>
           </w:tcPr>
           <w:p>
             <w:pPr>
@@ -1077,7 +1410,7 @@
         </w:tc>
         <w:tc>
           <w:tcPr>
-            <w:tcW w:type="dxa" w:w="3408"/>
+            <w:tcW w:type="dxa" w:w="2556"/>
           </w:tcPr>
           <w:p>
             <w:pPr>
@@ -1094,11 +1427,29 @@
             </w:r>
           </w:p>
         </w:tc>
+        <w:tc>
+          <w:tcPr>
+            <w:tcW w:type="dxa" w:w="2556"/>
+          </w:tcPr>
+          <w:p>
+            <w:pPr>
+              <w:jc w:val="center"/>
+            </w:pPr>
+            <w:r/>
+            <w:r>
+              <w:rPr>
+                <w:rFonts w:ascii="Calibri" w:hAnsi="Calibri"/>
+                <w:b w:val="0"/>
+                <w:sz w:val="20"/>
+              </w:rPr>
+            </w:r>
+          </w:p>
+        </w:tc>
       </w:tr>
       <w:tr>
         <w:tc>
           <w:tcPr>
-            <w:tcW w:type="dxa" w:w="3408"/>
+            <w:tcW w:type="dxa" w:w="2556"/>
           </w:tcPr>
           <w:p>
             <w:r/>
@@ -1114,7 +1465,7 @@
         </w:tc>
         <w:tc>
           <w:tcPr>
-            <w:tcW w:type="dxa" w:w="3408"/>
+            <w:tcW w:type="dxa" w:w="2556"/>
           </w:tcPr>
           <w:p>
             <w:pPr>
@@ -1133,7 +1484,7 @@
         </w:tc>
         <w:tc>
           <w:tcPr>
-            <w:tcW w:type="dxa" w:w="3408"/>
+            <w:tcW w:type="dxa" w:w="2556"/>
           </w:tcPr>
           <w:p>
             <w:pPr>
@@ -1150,11 +1501,29 @@
             </w:r>
           </w:p>
         </w:tc>
+        <w:tc>
+          <w:tcPr>
+            <w:tcW w:type="dxa" w:w="2556"/>
+          </w:tcPr>
+          <w:p>
+            <w:pPr>
+              <w:jc w:val="center"/>
+            </w:pPr>
+            <w:r/>
+            <w:r>
+              <w:rPr>
+                <w:rFonts w:ascii="Calibri" w:hAnsi="Calibri"/>
+                <w:b w:val="0"/>
+                <w:sz w:val="20"/>
+              </w:rPr>
+            </w:r>
+          </w:p>
+        </w:tc>
       </w:tr>
       <w:tr>
         <w:tc>
           <w:tcPr>
-            <w:tcW w:type="dxa" w:w="3408"/>
+            <w:tcW w:type="dxa" w:w="2556"/>
           </w:tcPr>
           <w:p>
             <w:r/>
@@ -1170,7 +1539,7 @@
         </w:tc>
         <w:tc>
           <w:tcPr>
-            <w:tcW w:type="dxa" w:w="3408"/>
+            <w:tcW w:type="dxa" w:w="2556"/>
           </w:tcPr>
           <w:p>
             <w:pPr>
@@ -1189,7 +1558,7 @@
         </w:tc>
         <w:tc>
           <w:tcPr>
-            <w:tcW w:type="dxa" w:w="3408"/>
+            <w:tcW w:type="dxa" w:w="2556"/>
           </w:tcPr>
           <w:p>
             <w:pPr>
@@ -1206,11 +1575,30 @@
             </w:r>
           </w:p>
         </w:tc>
+        <w:tc>
+          <w:tcPr>
+            <w:tcW w:type="dxa" w:w="2556"/>
+          </w:tcPr>
+          <w:p>
+            <w:pPr>
+              <w:jc w:val="center"/>
+            </w:pPr>
+            <w:r/>
+            <w:r>
+              <w:rPr>
+                <w:rFonts w:ascii="Calibri" w:hAnsi="Calibri"/>
+                <w:b w:val="0"/>
+                <w:sz w:val="20"/>
+              </w:rPr>
+              <w:t>0.308</w:t>
+            </w:r>
+          </w:p>
+        </w:tc>
       </w:tr>
       <w:tr>
         <w:tc>
           <w:tcPr>
-            <w:tcW w:type="dxa" w:w="3408"/>
+            <w:tcW w:type="dxa" w:w="2556"/>
           </w:tcPr>
           <w:p>
             <w:r/>
@@ -1226,7 +1614,7 @@
         </w:tc>
         <w:tc>
           <w:tcPr>
-            <w:tcW w:type="dxa" w:w="3408"/>
+            <w:tcW w:type="dxa" w:w="2556"/>
           </w:tcPr>
           <w:p>
             <w:pPr>
@@ -1245,7 +1633,7 @@
         </w:tc>
         <w:tc>
           <w:tcPr>
-            <w:tcW w:type="dxa" w:w="3408"/>
+            <w:tcW w:type="dxa" w:w="2556"/>
           </w:tcPr>
           <w:p>
             <w:pPr>
@@ -1262,6 +1650,25 @@
             </w:r>
           </w:p>
         </w:tc>
+        <w:tc>
+          <w:tcPr>
+            <w:tcW w:type="dxa" w:w="2556"/>
+          </w:tcPr>
+          <w:p>
+            <w:pPr>
+              <w:jc w:val="center"/>
+            </w:pPr>
+            <w:r/>
+            <w:r>
+              <w:rPr>
+                <w:rFonts w:ascii="Calibri" w:hAnsi="Calibri"/>
+                <w:b w:val="0"/>
+                <w:sz w:val="20"/>
+              </w:rPr>
+              <w:t>—</w:t>
+            </w:r>
+          </w:p>
+        </w:tc>
       </w:tr>
     </w:tbl>
     <w:p>
@@ -1274,7 +1681,7 @@
           <w:i/>
           <w:sz w:val="18"/>
         </w:rPr>
-        <w:t>Continuous variables are reported as mean ± standard deviation; categorical variables as count and proportion. SD, standard deviation; ALSFRS-R, Amyotrophic Lateral Sclerosis Functional Rating Scale – Revised. Complete-case = patients with concurrent ECAS-behavioural, FrSBe and BBI data.</w:t>
+        <w:t>Continuous variables: mean ± SD; categorical variables: n (%). SD, standard deviation; ALSFRS-R, Amyotrophic Lateral Sclerosis Functional Rating Scale – Revised. Complete-case = patients with concurrent ECAS-behavioural, FrSBe and BBI data. ¹p-value compares complete-case (n = 345) vs non-complete-case (n = 161) patients: Mann–Whitney U for continuous variables; chi-square or Fisher exact for categorical variables. p shown only for the summary row of grouped variables (e.g. onset site, MiToS, King’s, Strong 2017); subcategory rows left blank to avoid redundancy. — = not applicable.</w:t>
       </w:r>
     </w:p>
     <w:sectPr>
